--- a/anata/あなたはだんだん眠くなる_第107稿_提出稿.docx
+++ b/anata/あなたはだんだん眠くなる_第107稿_提出稿.docx
@@ -4767,7 +4767,7 @@
         <w:pStyle w:val="Action"/>
       </w:pPr>
       <w:r>
-        <w:t>倉田はスマホを取る。ロック画面。顔を寄せるミオの上に、時刻。金曜、四時十二分。</w:t>
+        <w:t>倉田はスマホを取る。ロック画面。顔を寄せるミオの上に、時刻。金曜、四時〇七分。</w:t>
       </w:r>
     </w:p>
     <w:p>
